--- a/downloads/teacher/04 Units/Unit 04 - Environmental Design and Management - Spaces We Live In/Assessment 04.2 - Design Vocabulary Check.docx
+++ b/downloads/teacher/04 Units/Unit 04 - Environmental Design and Management - Spaces We Live In/Assessment 04.2 - Design Vocabulary Check.docx
@@ -1809,29 +1809,53 @@
         </w:rPr>
         <w:t xml:space="preserve">Reading the results:</w:t>
       </w:r>
-      <w:r>
-        <w:t xml:space="preserve"> </w:t>
-      </w:r>
-      <w:r>
-        <w:t xml:space="preserve">- If more than a third of the class misses item 10’s second blank (squares to inches on paper), put the conversion line back on the board for Lesson 4.12 and say it out loud before the Day 1 demo: six squares at the project scale is three feet is thirty-six inches.</w:t>
-      </w:r>
-      <w:r>
-        <w:t xml:space="preserve"> </w:t>
-      </w:r>
-      <w:r>
-        <w:t xml:space="preserve">- If items 1 to 4 are weak, the principles did not land, and Rubric 04 criterion 4 will be weak too. Fix it in Lesson 4.12 Day 2 Step 1, where the principles check on the plan takes two extra minutes for the whole class.</w:t>
-      </w:r>
-      <w:r>
-        <w:t xml:space="preserve"> </w:t>
-      </w:r>
-      <w:r>
-        <w:t xml:space="preserve">- If item 12 is weak, students will put three loud patterns on one model. Say the three-part rule once more on Lesson 4.14 Day 2 before the color scheme and the texture go on.</w:t>
-      </w:r>
-      <w:r>
-        <w:t xml:space="preserve"> </w:t>
-      </w:r>
-      <w:r>
-        <w:t xml:space="preserve">- If item 7 is weak, the frosting lab taught the mixing but not the words. The color card in each project folder from Lesson 4.8 already has the words on it; point every student at their own card on day 106.</w:t>
+    </w:p>
+    <w:p>
+      <w:pPr>
+        <w:numPr>
+          <w:ilvl w:val="0"/>
+          <w:numId w:val="1008"/>
+        </w:numPr>
+        <w:pStyle w:val="Compact"/>
+      </w:pPr>
+      <w:r>
+        <w:t xml:space="preserve">If more than a third of the class misses item 10’s second blank (squares to inches on paper), put the conversion line back on the board for Lesson 4.12 and say it out loud before the Day 1 demo: six squares at the project scale is three feet is thirty-six inches.</w:t>
+      </w:r>
+    </w:p>
+    <w:p>
+      <w:pPr>
+        <w:numPr>
+          <w:ilvl w:val="0"/>
+          <w:numId w:val="1008"/>
+        </w:numPr>
+        <w:pStyle w:val="Compact"/>
+      </w:pPr>
+      <w:r>
+        <w:t xml:space="preserve">If items 1 to 4 are weak, the principles did not land, and Rubric 04 criterion 4 will be weak too. Fix it in Lesson 4.12 Day 2 Step 1, where the principles check on the plan takes two extra minutes for the whole class.</w:t>
+      </w:r>
+    </w:p>
+    <w:p>
+      <w:pPr>
+        <w:numPr>
+          <w:ilvl w:val="0"/>
+          <w:numId w:val="1008"/>
+        </w:numPr>
+        <w:pStyle w:val="Compact"/>
+      </w:pPr>
+      <w:r>
+        <w:t xml:space="preserve">If item 12 is weak, students will put three loud patterns on one model. Say the three-part rule once more on Lesson 4.14 Day 2 before the color scheme and the texture go on.</w:t>
+      </w:r>
+    </w:p>
+    <w:p>
+      <w:pPr>
+        <w:numPr>
+          <w:ilvl w:val="0"/>
+          <w:numId w:val="1008"/>
+        </w:numPr>
+        <w:pStyle w:val="Compact"/>
+      </w:pPr>
+      <w:r>
+        <w:t xml:space="preserve">If item 7 is weak, the frosting lab taught the mixing but not the words. The color card in each project folder from Lesson 4.8 already has the words on it; point every student at their own card on day 106.</w:t>
       </w:r>
     </w:p>
     <w:sectPr>
@@ -2800,6 +2824,109 @@
       </w:pPr>
     </w:lvl>
   </w:abstractNum>
+  <w:abstractNum w:abstractNumId="991">
+    <w:nsid w:val="238d8174"/>
+    <w:multiLevelType w:val="multilevel"/>
+    <w:lvl w:ilvl="0">
+      <w:numFmt w:val="bullet"/>
+      <w:lvlText w:val="•"/>
+      <w:lvlJc w:val="left"/>
+      <w:pPr>
+        <w:tabs>
+          <w:tab w:val="num" w:pos="0"/>
+        </w:tabs>
+        <w:ind w:left="480" w:hanging="480"/>
+      </w:pPr>
+    </w:lvl>
+    <w:lvl w:ilvl="1">
+      <w:numFmt w:val="bullet"/>
+      <w:lvlText w:val="–"/>
+      <w:lvlJc w:val="left"/>
+      <w:pPr>
+        <w:tabs>
+          <w:tab w:val="num" w:pos="720"/>
+        </w:tabs>
+        <w:ind w:left="1200" w:hanging="480"/>
+      </w:pPr>
+    </w:lvl>
+    <w:lvl w:ilvl="2">
+      <w:numFmt w:val="bullet"/>
+      <w:lvlText w:val="•"/>
+      <w:lvlJc w:val="left"/>
+      <w:pPr>
+        <w:tabs>
+          <w:tab w:val="num" w:pos="1440"/>
+        </w:tabs>
+        <w:ind w:left="1920" w:hanging="480"/>
+      </w:pPr>
+    </w:lvl>
+    <w:lvl w:ilvl="3">
+      <w:numFmt w:val="bullet"/>
+      <w:lvlText w:val="–"/>
+      <w:lvlJc w:val="left"/>
+      <w:pPr>
+        <w:tabs>
+          <w:tab w:val="num" w:pos="2160"/>
+        </w:tabs>
+        <w:ind w:left="2640" w:hanging="480"/>
+      </w:pPr>
+    </w:lvl>
+    <w:lvl w:ilvl="4">
+      <w:numFmt w:val="bullet"/>
+      <w:lvlText w:val="•"/>
+      <w:lvlJc w:val="left"/>
+      <w:pPr>
+        <w:tabs>
+          <w:tab w:val="num" w:pos="2880"/>
+        </w:tabs>
+        <w:ind w:left="3360" w:hanging="480"/>
+      </w:pPr>
+    </w:lvl>
+    <w:lvl w:ilvl="5">
+      <w:numFmt w:val="bullet"/>
+      <w:lvlText w:val="–"/>
+      <w:lvlJc w:val="left"/>
+      <w:pPr>
+        <w:tabs>
+          <w:tab w:val="num" w:pos="3600"/>
+        </w:tabs>
+        <w:ind w:left="4080" w:hanging="480"/>
+      </w:pPr>
+    </w:lvl>
+    <w:lvl w:ilvl="6">
+      <w:numFmt w:val="bullet"/>
+      <w:lvlText w:val="•"/>
+      <w:lvlJc w:val="left"/>
+      <w:pPr>
+        <w:tabs>
+          <w:tab w:val="num" w:pos="4320"/>
+        </w:tabs>
+        <w:ind w:left="4800" w:hanging="480"/>
+      </w:pPr>
+    </w:lvl>
+    <w:lvl w:ilvl="7">
+      <w:numFmt w:val="bullet"/>
+      <w:lvlText w:val="–"/>
+      <w:lvlJc w:val="left"/>
+      <w:pPr>
+        <w:tabs>
+          <w:tab w:val="num" w:pos="5040"/>
+        </w:tabs>
+        <w:ind w:left="5520" w:hanging="480"/>
+      </w:pPr>
+    </w:lvl>
+    <w:lvl w:ilvl="8">
+      <w:numFmt w:val="bullet"/>
+      <w:lvlText w:val="•"/>
+      <w:lvlJc w:val="left"/>
+      <w:pPr>
+        <w:tabs>
+          <w:tab w:val="num" w:pos="5760"/>
+        </w:tabs>
+        <w:ind w:left="6240" w:hanging="480"/>
+      </w:pPr>
+    </w:lvl>
+  </w:abstractNum>
   <w:num w:numId="1000">
     <w:abstractNumId w:val="990"/>
   </w:num>
@@ -3012,6 +3139,9 @@
     <w:lvlOverride w:ilvl="8">
       <w:startOverride w:val="12"/>
     </w:lvlOverride>
+  </w:num>
+  <w:num w:numId="1008">
+    <w:abstractNumId w:val="991"/>
   </w:num>
 </w:numbering>
 </file>
